--- a/doc/base.docx
+++ b/doc/base.docx
@@ -80,36 +80,7 @@
     </w:p>
     <w:p>
       <w:r>
-        <w:t xml:space="preserve">Asignar una contraseña al usuario </w:t>
-      </w:r>
-      <w:proofErr w:type="spellStart"/>
-      <w:r>
-        <w:t>root</w:t>
-      </w:r>
-      <w:proofErr w:type="spellEnd"/>
-      <w:r>
-        <w:t xml:space="preserve"> de la base de datos, modificando el siguiente archivo para que nos permita conectar desde el Front </w:t>
-      </w:r>
-      <w:proofErr w:type="gramStart"/>
-      <w:r>
-        <w:t>End(</w:t>
-      </w:r>
-      <w:proofErr w:type="spellStart"/>
-      <w:proofErr w:type="gramEnd"/>
-      <w:r>
-        <w:t>frame</w:t>
-      </w:r>
-      <w:proofErr w:type="spellEnd"/>
-      <w:r>
-        <w:t xml:space="preserve"> </w:t>
-      </w:r>
-      <w:proofErr w:type="spellStart"/>
-      <w:r>
-        <w:t>work</w:t>
-      </w:r>
-      <w:proofErr w:type="spellEnd"/>
-      <w:r>
-        <w:t xml:space="preserve"> Flask)</w:t>
+        <w:t>Asignar una contraseña al usuario root de la base de datos, modificando el siguiente archivo para que nos permita conectar desde el Front End(frame work Flask)</w:t>
       </w:r>
     </w:p>
     <w:p>
@@ -125,25 +96,7 @@
     </w:p>
     <w:p>
       <w:r>
-        <w:t>$</w:t>
-      </w:r>
-      <w:proofErr w:type="spellStart"/>
-      <w:r>
-        <w:t>cfg</w:t>
-      </w:r>
-      <w:proofErr w:type="spellEnd"/>
-      <w:r>
-        <w:t>['Servers'][$i]['</w:t>
-      </w:r>
-      <w:proofErr w:type="spellStart"/>
-      <w:proofErr w:type="gramStart"/>
-      <w:r>
-        <w:t>password</w:t>
-      </w:r>
-      <w:proofErr w:type="spellEnd"/>
-      <w:proofErr w:type="gramEnd"/>
-      <w:r>
-        <w:t>'] = 'Books2026';</w:t>
+        <w:t>$cfg['Servers'][$i]['password'] = 'Books2026';</w:t>
       </w:r>
     </w:p>
     <w:p>
@@ -199,43 +152,14 @@
     </w:p>
     <w:p>
       <w:r>
-        <w:t xml:space="preserve">Abrir </w:t>
-      </w:r>
-      <w:proofErr w:type="spellStart"/>
-      <w:r>
-        <w:t>Xampp</w:t>
-      </w:r>
-      <w:proofErr w:type="spellEnd"/>
-      <w:r>
-        <w:t xml:space="preserve"> como administrador y detener los servicios,</w:t>
+        <w:t>Abrir Xampp como administrador y detener los servicios,</w:t>
       </w:r>
       <w:r>
         <w:t xml:space="preserve"> </w:t>
       </w:r>
-      <w:proofErr w:type="gramStart"/>
-      <w:r>
-        <w:t>Click</w:t>
-      </w:r>
-      <w:proofErr w:type="gramEnd"/>
-      <w:r>
-        <w:t xml:space="preserve"> el botón</w:t>
-      </w:r>
-      <w:r>
-        <w:t xml:space="preserve"> </w:t>
-      </w:r>
-      <w:proofErr w:type="spellStart"/>
-      <w:r>
-        <w:t>config</w:t>
-      </w:r>
-      <w:proofErr w:type="spellEnd"/>
-      <w:r>
-        <w:t xml:space="preserve"> del </w:t>
-      </w:r>
-      <w:proofErr w:type="spellStart"/>
-      <w:r>
-        <w:t>Mysql</w:t>
-      </w:r>
-      <w:proofErr w:type="spellEnd"/>
+      <w:r>
+        <w:t>Click el botón config del Mysql</w:t>
+      </w:r>
     </w:p>
     <w:p>
       <w:r>
@@ -290,71 +214,30 @@
     </w:p>
     <w:p>
       <w:r>
-        <w:t>A</w:t>
-      </w:r>
-      <w:r>
-        <w:t>gregar la siguiente línea</w:t>
-      </w:r>
-      <w:r>
-        <w:t xml:space="preserve"> </w:t>
-      </w:r>
-      <w:proofErr w:type="spellStart"/>
-      <w:r>
-        <w:rPr>
-          <w:b/>
-          <w:bCs/>
-        </w:rPr>
-        <w:t>skip</w:t>
-      </w:r>
-      <w:proofErr w:type="spellEnd"/>
-      <w:r>
-        <w:rPr>
-          <w:b/>
-          <w:bCs/>
-        </w:rPr>
-        <w:t>-</w:t>
-      </w:r>
-      <w:proofErr w:type="spellStart"/>
-      <w:r>
-        <w:rPr>
-          <w:b/>
-          <w:bCs/>
-        </w:rPr>
-        <w:t>grant</w:t>
-      </w:r>
-      <w:proofErr w:type="spellEnd"/>
-      <w:r>
-        <w:rPr>
-          <w:b/>
-          <w:bCs/>
-        </w:rPr>
-        <w:t>-tables</w:t>
+        <w:t xml:space="preserve">Agregar la siguiente línea </w:t>
+      </w:r>
+      <w:r>
+        <w:rPr>
+          <w:b/>
+          <w:bCs/>
+        </w:rPr>
+        <w:t>skip-grant-tables</w:t>
       </w:r>
       <w:r>
         <w:t xml:space="preserve"> después de </w:t>
       </w:r>
       <w:r>
-        <w:t>[</w:t>
-      </w:r>
-      <w:proofErr w:type="spellStart"/>
-      <w:r>
-        <w:t>mysqld</w:t>
-      </w:r>
-      <w:proofErr w:type="spellEnd"/>
-      <w:r>
-        <w:t>]</w:t>
-      </w:r>
-      <w:r>
-        <w:t xml:space="preserve">, guardar y reiniciar servicios de Apache y </w:t>
-      </w:r>
-      <w:proofErr w:type="spellStart"/>
-      <w:r>
-        <w:t>Mysql</w:t>
-      </w:r>
-      <w:proofErr w:type="spellEnd"/>
-    </w:p>
-    <w:p>
-      <w:r>
+        <w:t>[mysqld]</w:t>
+      </w:r>
+      <w:r>
+        <w:t>, guardar y reiniciar servicios de Apache y Mysql</w:t>
+      </w:r>
+    </w:p>
+    <w:p>
+      <w:r>
+        <w:rPr>
+          <w:noProof/>
+        </w:rPr>
         <w:drawing>
           <wp:inline distT="0" distB="0" distL="0" distR="0" wp14:anchorId="2ECFF7FF" wp14:editId="20E8A840">
             <wp:extent cx="2179929" cy="1313318"/>
@@ -394,6 +277,9 @@
     </w:p>
     <w:p>
       <w:r>
+        <w:rPr>
+          <w:noProof/>
+        </w:rPr>
         <w:lastRenderedPageBreak/>
         <w:drawing>
           <wp:inline distT="0" distB="0" distL="0" distR="0" wp14:anchorId="01E8ADF0" wp14:editId="026C8866">
@@ -453,7 +339,6 @@
       <w:r>
         <w:t xml:space="preserve">desde el navegador para crear la base de datos </w:t>
       </w:r>
-      <w:proofErr w:type="spellStart"/>
       <w:r>
         <w:rPr>
           <w:b/>
@@ -461,7 +346,6 @@
         </w:rPr>
         <w:t>bd_library</w:t>
       </w:r>
-      <w:proofErr w:type="spellEnd"/>
     </w:p>
     <w:p>
       <w:hyperlink r:id="rId9" w:history="1">
@@ -492,23 +376,13 @@
       <w:r>
         <w:t xml:space="preserve"> llamada </w:t>
       </w:r>
-      <w:proofErr w:type="spellStart"/>
-      <w:r>
-        <w:rPr>
-          <w:b/>
-          <w:bCs/>
-        </w:rPr>
-        <w:t>bd_</w:t>
-      </w:r>
-      <w:proofErr w:type="gramStart"/>
-      <w:r>
-        <w:rPr>
-          <w:b/>
-          <w:bCs/>
-        </w:rPr>
-        <w:t>library</w:t>
-      </w:r>
-      <w:proofErr w:type="spellEnd"/>
+      <w:r>
+        <w:rPr>
+          <w:b/>
+          <w:bCs/>
+        </w:rPr>
+        <w:t>bd_library</w:t>
+      </w:r>
       <w:r>
         <w:rPr>
           <w:b/>
@@ -517,11 +391,7 @@
         <w:t xml:space="preserve"> </w:t>
       </w:r>
       <w:r>
-        <w:t xml:space="preserve"> con</w:t>
-      </w:r>
-      <w:proofErr w:type="gramEnd"/>
-      <w:r>
-        <w:t xml:space="preserve"> la codificación </w:t>
+        <w:t xml:space="preserve"> con la codificación </w:t>
       </w:r>
       <w:r>
         <w:rPr>
@@ -610,166 +480,63 @@
     </w:p>
     <w:p>
       <w:r>
-        <w:t>-- Estructura de tabla para la tabla `</w:t>
-      </w:r>
-      <w:proofErr w:type="spellStart"/>
-      <w:r>
-        <w:t>books</w:t>
-      </w:r>
-      <w:proofErr w:type="spellEnd"/>
-      <w:r>
-        <w:t>`</w:t>
-      </w:r>
-    </w:p>
-    <w:p>
-      <w:r>
-        <w:t>CREATE TABLE `</w:t>
-      </w:r>
-      <w:proofErr w:type="spellStart"/>
-      <w:r>
-        <w:t>books</w:t>
-      </w:r>
-      <w:proofErr w:type="spellEnd"/>
-      <w:r>
-        <w:t>` (</w:t>
-      </w:r>
-    </w:p>
-    <w:p>
-      <w:r>
-        <w:t xml:space="preserve">  `ID` </w:t>
-      </w:r>
-      <w:proofErr w:type="spellStart"/>
-      <w:proofErr w:type="gramStart"/>
-      <w:r>
-        <w:t>int</w:t>
-      </w:r>
-      <w:proofErr w:type="spellEnd"/>
-      <w:r>
-        <w:t>(</w:t>
-      </w:r>
-      <w:proofErr w:type="gramEnd"/>
-      <w:r>
-        <w:t>11) NOT NULL,</w:t>
-      </w:r>
-    </w:p>
-    <w:p>
-      <w:r>
-        <w:t xml:space="preserve">  `CODE` </w:t>
-      </w:r>
-      <w:proofErr w:type="spellStart"/>
-      <w:proofErr w:type="gramStart"/>
-      <w:r>
-        <w:t>varchar</w:t>
-      </w:r>
-      <w:proofErr w:type="spellEnd"/>
-      <w:r>
-        <w:t>(</w:t>
-      </w:r>
-      <w:proofErr w:type="gramEnd"/>
-      <w:r>
-        <w:t>255) NOT NULL,</w:t>
-      </w:r>
-    </w:p>
-    <w:p>
-      <w:r>
-        <w:t xml:space="preserve">  `NAME` </w:t>
-      </w:r>
-      <w:proofErr w:type="spellStart"/>
-      <w:proofErr w:type="gramStart"/>
-      <w:r>
-        <w:t>varchar</w:t>
-      </w:r>
-      <w:proofErr w:type="spellEnd"/>
-      <w:r>
-        <w:t>(</w:t>
-      </w:r>
-      <w:proofErr w:type="gramEnd"/>
-      <w:r>
-        <w:t>255) NOT NULL,</w:t>
-      </w:r>
-    </w:p>
-    <w:p>
-      <w:r>
-        <w:t xml:space="preserve">  `AUTHOR` </w:t>
-      </w:r>
-      <w:proofErr w:type="spellStart"/>
-      <w:proofErr w:type="gramStart"/>
-      <w:r>
-        <w:t>varchar</w:t>
-      </w:r>
-      <w:proofErr w:type="spellEnd"/>
-      <w:r>
-        <w:t>(</w:t>
-      </w:r>
-      <w:proofErr w:type="gramEnd"/>
-      <w:r>
-        <w:t>255) NOT NULL,</w:t>
-      </w:r>
-    </w:p>
-    <w:p>
-      <w:r>
-        <w:t xml:space="preserve">  `GENRE` </w:t>
-      </w:r>
-      <w:proofErr w:type="spellStart"/>
-      <w:proofErr w:type="gramStart"/>
-      <w:r>
-        <w:t>varchar</w:t>
-      </w:r>
-      <w:proofErr w:type="spellEnd"/>
-      <w:r>
-        <w:t>(</w:t>
-      </w:r>
-      <w:proofErr w:type="gramEnd"/>
-      <w:r>
-        <w:t>255) NOT NULL</w:t>
-      </w:r>
-    </w:p>
-    <w:p>
-      <w:r>
-        <w:t>) ENGINE=</w:t>
-      </w:r>
-      <w:proofErr w:type="spellStart"/>
-      <w:r>
-        <w:t>InnoDB</w:t>
-      </w:r>
-      <w:proofErr w:type="spellEnd"/>
-      <w:r>
-        <w:t xml:space="preserve"> DEFAULT CHARSET=utf8mb4 COLLATE=utf8mb4_unicode_ci;</w:t>
+        <w:t>-- Estructura de tabla para la tabla `books`</w:t>
+      </w:r>
+    </w:p>
+    <w:p>
+      <w:r>
+        <w:t>CREATE TABLE `books` (</w:t>
+      </w:r>
+    </w:p>
+    <w:p>
+      <w:r>
+        <w:t xml:space="preserve">  `ID` int(11) NOT NULL,</w:t>
+      </w:r>
+    </w:p>
+    <w:p>
+      <w:r>
+        <w:t xml:space="preserve">  `CODE` varchar(3) NOT NULL,</w:t>
+      </w:r>
+    </w:p>
+    <w:p>
+      <w:r>
+        <w:t xml:space="preserve">  `NAME` varchar(255) NOT NULL,</w:t>
+      </w:r>
+    </w:p>
+    <w:p>
+      <w:r>
+        <w:t xml:space="preserve">  `AUTHOR` varchar(255) NOT NULL,</w:t>
+      </w:r>
+    </w:p>
+    <w:p>
+      <w:r>
+        <w:t xml:space="preserve">  `GENRE` varchar(255) NOT NULL,</w:t>
+      </w:r>
+    </w:p>
+    <w:p>
+      <w:r>
+        <w:t xml:space="preserve">  `PUBLICATION_DATE` date NOT NULL,</w:t>
+      </w:r>
+    </w:p>
+    <w:p>
+      <w:r>
+        <w:t xml:space="preserve">  `CREATE_DATE` date NOT NULL DEFAULT current_timestamp()</w:t>
+      </w:r>
+    </w:p>
+    <w:p>
+      <w:r>
+        <w:t>) ENGINE=InnoDB DEFAULT CHARSET=utf8mb4 COLLATE=utf8mb4_unicode_ci;</w:t>
       </w:r>
     </w:p>
     <w:p/>
     <w:p>
       <w:r>
-        <w:t xml:space="preserve">-- </w:t>
-      </w:r>
-      <w:proofErr w:type="spellStart"/>
-      <w:r>
-        <w:t>Indices</w:t>
-      </w:r>
-      <w:proofErr w:type="spellEnd"/>
-      <w:r>
-        <w:t xml:space="preserve"> de la tabla `</w:t>
-      </w:r>
-      <w:proofErr w:type="spellStart"/>
-      <w:r>
-        <w:t>books</w:t>
-      </w:r>
-      <w:proofErr w:type="spellEnd"/>
-      <w:r>
-        <w:t>`</w:t>
-      </w:r>
-    </w:p>
-    <w:p>
-      <w:r>
-        <w:t>ALTER TABLE `</w:t>
-      </w:r>
-      <w:proofErr w:type="spellStart"/>
-      <w:r>
-        <w:t>books</w:t>
-      </w:r>
-      <w:proofErr w:type="spellEnd"/>
-      <w:r>
-        <w:t>`</w:t>
+        <w:t>-- Indices de la tabla `books`</w:t>
+      </w:r>
+    </w:p>
+    <w:p>
+      <w:r>
+        <w:t>ALTER TABLE `books`</w:t>
       </w:r>
     </w:p>
     <w:p>
@@ -795,46 +562,17 @@
     <w:p/>
     <w:p>
       <w:r>
-        <w:t>-- AUTO_INCREMENT de la tabla `</w:t>
-      </w:r>
-      <w:proofErr w:type="spellStart"/>
-      <w:r>
-        <w:t>books</w:t>
-      </w:r>
-      <w:proofErr w:type="spellEnd"/>
-      <w:r>
-        <w:t>`</w:t>
-      </w:r>
-    </w:p>
-    <w:p>
-      <w:r>
-        <w:t>ALTER TABLE `</w:t>
-      </w:r>
-      <w:proofErr w:type="spellStart"/>
-      <w:r>
-        <w:t>books</w:t>
-      </w:r>
-      <w:proofErr w:type="spellEnd"/>
-      <w:r>
-        <w:t>`</w:t>
-      </w:r>
-    </w:p>
-    <w:p>
-      <w:r>
-        <w:t xml:space="preserve">  MODIFY `ID` </w:t>
-      </w:r>
-      <w:proofErr w:type="spellStart"/>
-      <w:proofErr w:type="gramStart"/>
-      <w:r>
-        <w:t>int</w:t>
-      </w:r>
-      <w:proofErr w:type="spellEnd"/>
-      <w:r>
-        <w:t>(</w:t>
-      </w:r>
-      <w:proofErr w:type="gramEnd"/>
-      <w:r>
-        <w:t>11) NOT NULL AUTO_INCREMENT;</w:t>
+        <w:t>-- AUTO_INCREMENT de la tabla `books`</w:t>
+      </w:r>
+    </w:p>
+    <w:p>
+      <w:r>
+        <w:t>ALTER TABLE `books`</w:t>
+      </w:r>
+    </w:p>
+    <w:p>
+      <w:r>
+        <w:t xml:space="preserve">  MODIFY `ID` int(11) NOT NULL AUTO_INCREMENT;</w:t>
       </w:r>
     </w:p>
     <w:p>
@@ -843,10 +581,24 @@
       </w:r>
     </w:p>
     <w:p>
-      <w:r>
+      <w:pPr>
+        <w:rPr>
+          <w:b/>
+          <w:bCs/>
+        </w:rPr>
+      </w:pPr>
+      <w:r>
+        <w:rPr>
+          <w:b/>
+          <w:bCs/>
+        </w:rPr>
         <w:t>Resultado</w:t>
       </w:r>
       <w:r>
+        <w:rPr>
+          <w:b/>
+          <w:bCs/>
+        </w:rPr>
         <w:t xml:space="preserve"> del script</w:t>
       </w:r>
     </w:p>
@@ -854,10 +606,10 @@
       <w:r>
         <w:lastRenderedPageBreak/>
         <w:drawing>
-          <wp:inline distT="0" distB="0" distL="0" distR="0" wp14:anchorId="3B540CE5" wp14:editId="0C8CAF0E">
-            <wp:extent cx="5612130" cy="3408680"/>
-            <wp:effectExtent l="0" t="0" r="7620" b="1270"/>
-            <wp:docPr id="17984153" name="Imagen 1"/>
+          <wp:inline distT="0" distB="0" distL="0" distR="0" wp14:anchorId="1D935A83" wp14:editId="429A4951">
+            <wp:extent cx="5612130" cy="1625600"/>
+            <wp:effectExtent l="0" t="0" r="7620" b="0"/>
+            <wp:docPr id="246685074" name="Imagen 1"/>
             <wp:cNvGraphicFramePr>
               <a:graphicFrameLocks xmlns:a="http://schemas.openxmlformats.org/drawingml/2006/main" noChangeAspect="1"/>
             </wp:cNvGraphicFramePr>
@@ -865,7 +617,7 @@
               <a:graphicData uri="http://schemas.openxmlformats.org/drawingml/2006/picture">
                 <pic:pic xmlns:pic="http://schemas.openxmlformats.org/drawingml/2006/picture">
                   <pic:nvPicPr>
-                    <pic:cNvPr id="17984153" name=""/>
+                    <pic:cNvPr id="246685074" name=""/>
                     <pic:cNvPicPr/>
                   </pic:nvPicPr>
                   <pic:blipFill>
@@ -877,7 +629,46 @@
                   <pic:spPr>
                     <a:xfrm>
                       <a:off x="0" y="0"/>
-                      <a:ext cx="5612130" cy="3408680"/>
+                      <a:ext cx="5612130" cy="1625600"/>
+                    </a:xfrm>
+                    <a:prstGeom prst="rect">
+                      <a:avLst/>
+                    </a:prstGeom>
+                  </pic:spPr>
+                </pic:pic>
+              </a:graphicData>
+            </a:graphic>
+          </wp:inline>
+        </w:drawing>
+      </w:r>
+    </w:p>
+    <w:p>
+      <w:r>
+        <w:drawing>
+          <wp:inline distT="0" distB="0" distL="0" distR="0" wp14:anchorId="227742F1" wp14:editId="77B56EFD">
+            <wp:extent cx="5612130" cy="1022350"/>
+            <wp:effectExtent l="0" t="0" r="7620" b="6350"/>
+            <wp:docPr id="918818980" name="Imagen 1"/>
+            <wp:cNvGraphicFramePr>
+              <a:graphicFrameLocks xmlns:a="http://schemas.openxmlformats.org/drawingml/2006/main" noChangeAspect="1"/>
+            </wp:cNvGraphicFramePr>
+            <a:graphic xmlns:a="http://schemas.openxmlformats.org/drawingml/2006/main">
+              <a:graphicData uri="http://schemas.openxmlformats.org/drawingml/2006/picture">
+                <pic:pic xmlns:pic="http://schemas.openxmlformats.org/drawingml/2006/picture">
+                  <pic:nvPicPr>
+                    <pic:cNvPr id="918818980" name=""/>
+                    <pic:cNvPicPr/>
+                  </pic:nvPicPr>
+                  <pic:blipFill>
+                    <a:blip r:embed="rId12"/>
+                    <a:stretch>
+                      <a:fillRect/>
+                    </a:stretch>
+                  </pic:blipFill>
+                  <pic:spPr>
+                    <a:xfrm>
+                      <a:off x="0" y="0"/>
+                      <a:ext cx="5612130" cy="1022350"/>
                     </a:xfrm>
                     <a:prstGeom prst="rect">
                       <a:avLst/>
